--- a/Основы проектирования баз данных/SQL/Лабораторная 7/Отчет7.docx
+++ b/Основы проектирования баз данных/SQL/Лабораторная 7/Отчет7.docx
@@ -60,10 +60,10 @@
                           </pic:cNvPicPr>
                         </pic:nvPicPr>
                         <pic:blipFill>
-                          <a:blip r:embed="rId5" cstate="print">
+                          <a:blip r:embed="rId6" cstate="print">
                             <a:extLst>
                               <a:ext uri="{28A0092B-C50C-407E-A947-70E740481C1C}">
-                                <a14:useLocalDpi xmlns="" xmlns:wpc="http://schemas.microsoft.com/office/word/2010/wordprocessingCanvas" xmlns:mc="http://schemas.openxmlformats.org/markup-compatibility/2006" xmlns:o="urn:schemas-microsoft-com:office:office" xmlns:v="urn:schemas-microsoft-com:vml" xmlns:wp14="http://schemas.microsoft.com/office/word/2010/wordprocessingDrawing" xmlns:w10="urn:schemas-microsoft-com:office:word" xmlns:w="http://schemas.openxmlformats.org/wordprocessingml/2006/main" xmlns:w14="http://schemas.microsoft.com/office/word/2010/wordml" xmlns:wpg="http://schemas.microsoft.com/office/word/2010/wordprocessingGroup" xmlns:wpi="http://schemas.microsoft.com/office/word/2010/wordprocessingInk" xmlns:wps="http://schemas.microsoft.com/office/word/2010/wordprocessingShape" xmlns:a14="http://schemas.microsoft.com/office/drawing/2010/main" val="0"/>
+                                <a14:useLocalDpi xmlns:a14="http://schemas.microsoft.com/office/drawing/2010/main" xmlns:wps="http://schemas.microsoft.com/office/word/2010/wordprocessingShape" xmlns:wpi="http://schemas.microsoft.com/office/word/2010/wordprocessingInk" xmlns:wpg="http://schemas.microsoft.com/office/word/2010/wordprocessingGroup" xmlns:w14="http://schemas.microsoft.com/office/word/2010/wordml" xmlns:w="http://schemas.openxmlformats.org/wordprocessingml/2006/main" xmlns:w10="urn:schemas-microsoft-com:office:word" xmlns:wp14="http://schemas.microsoft.com/office/word/2010/wordprocessingDrawing" xmlns:v="urn:schemas-microsoft-com:vml" xmlns:o="urn:schemas-microsoft-com:office:office" xmlns:mc="http://schemas.openxmlformats.org/markup-compatibility/2006" xmlns:wpc="http://schemas.microsoft.com/office/word/2010/wordprocessingCanvas" xmlns="" val="0"/>
                               </a:ext>
                             </a:extLst>
                           </a:blip>
@@ -329,7 +329,17 @@
           <w:sz w:val="40"/>
           <w:szCs w:val="36"/>
         </w:rPr>
-        <w:t xml:space="preserve">Отчет по 3 </w:t>
+        <w:t>Отчет по 7</w:t>
+      </w:r>
+      <w:r>
+        <w:rPr>
+          <w:rFonts w:cs="Times New Roman"/>
+          <w:b/>
+          <w:bCs/>
+          <w:sz w:val="40"/>
+          <w:szCs w:val="36"/>
+        </w:rPr>
+        <w:t xml:space="preserve"> </w:t>
       </w:r>
       <w:proofErr w:type="gramStart"/>
       <w:r>
@@ -584,258 +594,618 @@
         <w:t>Москва, 2026 г.</w:t>
       </w:r>
     </w:p>
-    <w:sdt>
-      <w:sdtPr>
-        <w:id w:val="54354548"/>
-        <w:docPartObj>
-          <w:docPartGallery w:val="Table of Contents"/>
-          <w:docPartUnique/>
-        </w:docPartObj>
-      </w:sdtPr>
-      <w:sdtEndPr>
-        <w:rPr>
-          <w:rFonts w:ascii="Times New Roman" w:eastAsiaTheme="minorHAnsi" w:hAnsi="Times New Roman" w:cstheme="minorBidi"/>
-          <w:b w:val="0"/>
-          <w:bCs w:val="0"/>
-          <w:color w:val="auto"/>
-          <w:szCs w:val="22"/>
-        </w:rPr>
-      </w:sdtEndPr>
-      <w:sdtContent>
-        <w:p>
-          <w:pPr>
-            <w:pStyle w:val="a6"/>
-          </w:pPr>
-          <w:r>
-            <w:t>Оглавление</w:t>
-          </w:r>
-        </w:p>
-        <w:p>
-          <w:fldSimple w:instr=" TOC \o &quot;1-3&quot; \h \z \u ">
-            <w:r>
-              <w:rPr>
-                <w:b/>
-                <w:bCs/>
-                <w:noProof/>
-              </w:rPr>
-              <w:t>Элементы оглавления не найдены.</w:t>
-            </w:r>
-          </w:fldSimple>
-        </w:p>
-      </w:sdtContent>
-    </w:sdt>
+    <w:p>
+      <w:pPr>
+        <w:pStyle w:val="3"/>
+        <w:rPr>
+          <w:rFonts w:ascii="Times New Roman" w:hAnsi="Times New Roman" w:cs="Times New Roman"/>
+          <w:color w:val="000000" w:themeColor="text1"/>
+          <w:szCs w:val="28"/>
+          <w:lang w:val="ru-RU"/>
+        </w:rPr>
+      </w:pPr>
+      <w:bookmarkStart w:id="0" w:name="_Toc221541575"/>
+      <w:r>
+        <w:rPr>
+          <w:rFonts w:ascii="Times New Roman" w:hAnsi="Times New Roman" w:cs="Times New Roman"/>
+          <w:color w:val="000000" w:themeColor="text1"/>
+          <w:szCs w:val="28"/>
+          <w:lang w:val="ru-RU"/>
+        </w:rPr>
+        <w:lastRenderedPageBreak/>
+        <w:t>ПРИМЕРЫ</w:t>
+      </w:r>
+      <w:bookmarkEnd w:id="0"/>
+    </w:p>
+    <w:p>
+      <w:pPr>
+        <w:pStyle w:val="a7"/>
+        <w:numPr>
+          <w:ilvl w:val="0"/>
+          <w:numId w:val="1"/>
+        </w:numPr>
+        <w:rPr>
+          <w:rFonts w:cs="Times New Roman"/>
+          <w:szCs w:val="28"/>
+          <w:lang w:val="ru-RU"/>
+        </w:rPr>
+      </w:pPr>
+      <w:r>
+        <w:rPr>
+          <w:rFonts w:cs="Times New Roman"/>
+          <w:szCs w:val="28"/>
+          <w:lang w:val="ru-RU"/>
+        </w:rPr>
+        <w:t xml:space="preserve"> </w:t>
+      </w:r>
+    </w:p>
+    <w:p>
+      <w:pPr>
+        <w:rPr>
+          <w:rFonts w:cs="Times New Roman"/>
+          <w:szCs w:val="28"/>
+        </w:rPr>
+      </w:pPr>
+      <w:r>
+        <w:rPr>
+          <w:rFonts w:cs="Times New Roman"/>
+          <w:noProof/>
+          <w:szCs w:val="28"/>
+          <w:lang w:eastAsia="ru-RU"/>
+        </w:rPr>
+        <w:drawing>
+          <wp:inline distT="0" distB="0" distL="0" distR="0">
+            <wp:extent cx="5940425" cy="3202275"/>
+            <wp:effectExtent l="0" t="0" r="3175" b="0"/>
+            <wp:docPr id="161" name="Рисунок 161"/>
+            <wp:cNvGraphicFramePr>
+              <a:graphicFrameLocks xmlns:a="http://schemas.openxmlformats.org/drawingml/2006/main" noChangeAspect="1"/>
+            </wp:cNvGraphicFramePr>
+            <a:graphic xmlns:a="http://schemas.openxmlformats.org/drawingml/2006/main">
+              <a:graphicData uri="http://schemas.openxmlformats.org/drawingml/2006/picture">
+                <pic:pic xmlns:pic="http://schemas.openxmlformats.org/drawingml/2006/picture">
+                  <pic:nvPicPr>
+                    <pic:cNvPr id="0" name=""/>
+                    <pic:cNvPicPr/>
+                  </pic:nvPicPr>
+                  <pic:blipFill>
+                    <a:blip r:embed="rId7" cstate="print"/>
+                    <a:stretch>
+                      <a:fillRect/>
+                    </a:stretch>
+                  </pic:blipFill>
+                  <pic:spPr>
+                    <a:xfrm>
+                      <a:off x="0" y="0"/>
+                      <a:ext cx="5940425" cy="3202275"/>
+                    </a:xfrm>
+                    <a:prstGeom prst="rect">
+                      <a:avLst/>
+                    </a:prstGeom>
+                  </pic:spPr>
+                </pic:pic>
+              </a:graphicData>
+            </a:graphic>
+          </wp:inline>
+        </w:drawing>
+      </w:r>
+    </w:p>
+    <w:p>
+      <w:pPr>
+        <w:pStyle w:val="a7"/>
+        <w:numPr>
+          <w:ilvl w:val="0"/>
+          <w:numId w:val="1"/>
+        </w:numPr>
+        <w:rPr>
+          <w:rFonts w:cs="Times New Roman"/>
+          <w:szCs w:val="28"/>
+          <w:lang w:val="ru-RU"/>
+        </w:rPr>
+      </w:pPr>
+      <w:r>
+        <w:rPr>
+          <w:rFonts w:cs="Times New Roman"/>
+          <w:szCs w:val="28"/>
+          <w:lang w:val="ru-RU"/>
+        </w:rPr>
+        <w:t xml:space="preserve"> </w:t>
+      </w:r>
+    </w:p>
+    <w:p>
+      <w:pPr>
+        <w:rPr>
+          <w:rFonts w:cs="Times New Roman"/>
+          <w:szCs w:val="28"/>
+        </w:rPr>
+      </w:pPr>
+      <w:r>
+        <w:rPr>
+          <w:rFonts w:cs="Times New Roman"/>
+          <w:noProof/>
+          <w:szCs w:val="28"/>
+          <w:lang w:eastAsia="ru-RU"/>
+        </w:rPr>
+        <w:drawing>
+          <wp:inline distT="0" distB="0" distL="0" distR="0">
+            <wp:extent cx="5940425" cy="3201662"/>
+            <wp:effectExtent l="0" t="0" r="3175" b="0"/>
+            <wp:docPr id="162" name="Рисунок 162"/>
+            <wp:cNvGraphicFramePr>
+              <a:graphicFrameLocks xmlns:a="http://schemas.openxmlformats.org/drawingml/2006/main" noChangeAspect="1"/>
+            </wp:cNvGraphicFramePr>
+            <a:graphic xmlns:a="http://schemas.openxmlformats.org/drawingml/2006/main">
+              <a:graphicData uri="http://schemas.openxmlformats.org/drawingml/2006/picture">
+                <pic:pic xmlns:pic="http://schemas.openxmlformats.org/drawingml/2006/picture">
+                  <pic:nvPicPr>
+                    <pic:cNvPr id="0" name=""/>
+                    <pic:cNvPicPr/>
+                  </pic:nvPicPr>
+                  <pic:blipFill>
+                    <a:blip r:embed="rId8" cstate="print"/>
+                    <a:stretch>
+                      <a:fillRect/>
+                    </a:stretch>
+                  </pic:blipFill>
+                  <pic:spPr>
+                    <a:xfrm>
+                      <a:off x="0" y="0"/>
+                      <a:ext cx="5940425" cy="3201662"/>
+                    </a:xfrm>
+                    <a:prstGeom prst="rect">
+                      <a:avLst/>
+                    </a:prstGeom>
+                  </pic:spPr>
+                </pic:pic>
+              </a:graphicData>
+            </a:graphic>
+          </wp:inline>
+        </w:drawing>
+      </w:r>
+    </w:p>
+    <w:p>
+      <w:pPr>
+        <w:pStyle w:val="a7"/>
+        <w:numPr>
+          <w:ilvl w:val="0"/>
+          <w:numId w:val="1"/>
+        </w:numPr>
+        <w:rPr>
+          <w:rFonts w:cs="Times New Roman"/>
+          <w:szCs w:val="28"/>
+          <w:lang w:val="ru-RU"/>
+        </w:rPr>
+      </w:pPr>
+      <w:r>
+        <w:rPr>
+          <w:rFonts w:cs="Times New Roman"/>
+          <w:szCs w:val="28"/>
+          <w:lang w:val="ru-RU"/>
+        </w:rPr>
+        <w:t xml:space="preserve"> </w:t>
+      </w:r>
+    </w:p>
+    <w:p>
+      <w:pPr>
+        <w:rPr>
+          <w:rFonts w:cs="Times New Roman"/>
+          <w:szCs w:val="28"/>
+        </w:rPr>
+      </w:pPr>
+      <w:r>
+        <w:rPr>
+          <w:rFonts w:cs="Times New Roman"/>
+          <w:noProof/>
+          <w:szCs w:val="28"/>
+          <w:lang w:eastAsia="ru-RU"/>
+        </w:rPr>
+        <w:lastRenderedPageBreak/>
+        <w:drawing>
+          <wp:inline distT="0" distB="0" distL="0" distR="0">
+            <wp:extent cx="5940425" cy="2696459"/>
+            <wp:effectExtent l="0" t="0" r="3175" b="8890"/>
+            <wp:docPr id="163" name="Рисунок 163"/>
+            <wp:cNvGraphicFramePr>
+              <a:graphicFrameLocks xmlns:a="http://schemas.openxmlformats.org/drawingml/2006/main" noChangeAspect="1"/>
+            </wp:cNvGraphicFramePr>
+            <a:graphic xmlns:a="http://schemas.openxmlformats.org/drawingml/2006/main">
+              <a:graphicData uri="http://schemas.openxmlformats.org/drawingml/2006/picture">
+                <pic:pic xmlns:pic="http://schemas.openxmlformats.org/drawingml/2006/picture">
+                  <pic:nvPicPr>
+                    <pic:cNvPr id="0" name=""/>
+                    <pic:cNvPicPr/>
+                  </pic:nvPicPr>
+                  <pic:blipFill>
+                    <a:blip r:embed="rId9" cstate="print"/>
+                    <a:stretch>
+                      <a:fillRect/>
+                    </a:stretch>
+                  </pic:blipFill>
+                  <pic:spPr>
+                    <a:xfrm>
+                      <a:off x="0" y="0"/>
+                      <a:ext cx="5940425" cy="2696459"/>
+                    </a:xfrm>
+                    <a:prstGeom prst="rect">
+                      <a:avLst/>
+                    </a:prstGeom>
+                  </pic:spPr>
+                </pic:pic>
+              </a:graphicData>
+            </a:graphic>
+          </wp:inline>
+        </w:drawing>
+      </w:r>
+    </w:p>
+    <w:p>
+      <w:pPr>
+        <w:pStyle w:val="a7"/>
+        <w:numPr>
+          <w:ilvl w:val="0"/>
+          <w:numId w:val="1"/>
+        </w:numPr>
+        <w:rPr>
+          <w:rFonts w:cs="Times New Roman"/>
+          <w:szCs w:val="28"/>
+          <w:lang w:val="ru-RU"/>
+        </w:rPr>
+      </w:pPr>
+      <w:r>
+        <w:rPr>
+          <w:rFonts w:cs="Times New Roman"/>
+          <w:szCs w:val="28"/>
+          <w:lang w:val="ru-RU"/>
+        </w:rPr>
+        <w:t xml:space="preserve"> </w:t>
+      </w:r>
+    </w:p>
+    <w:p>
+      <w:pPr>
+        <w:rPr>
+          <w:rFonts w:cs="Times New Roman"/>
+          <w:szCs w:val="28"/>
+        </w:rPr>
+      </w:pPr>
+      <w:r>
+        <w:rPr>
+          <w:rFonts w:cs="Times New Roman"/>
+          <w:noProof/>
+          <w:szCs w:val="28"/>
+          <w:lang w:eastAsia="ru-RU"/>
+        </w:rPr>
+        <w:drawing>
+          <wp:inline distT="0" distB="0" distL="0" distR="0">
+            <wp:extent cx="5940425" cy="2568319"/>
+            <wp:effectExtent l="0" t="0" r="3175" b="3810"/>
+            <wp:docPr id="164" name="Рисунок 164"/>
+            <wp:cNvGraphicFramePr>
+              <a:graphicFrameLocks xmlns:a="http://schemas.openxmlformats.org/drawingml/2006/main" noChangeAspect="1"/>
+            </wp:cNvGraphicFramePr>
+            <a:graphic xmlns:a="http://schemas.openxmlformats.org/drawingml/2006/main">
+              <a:graphicData uri="http://schemas.openxmlformats.org/drawingml/2006/picture">
+                <pic:pic xmlns:pic="http://schemas.openxmlformats.org/drawingml/2006/picture">
+                  <pic:nvPicPr>
+                    <pic:cNvPr id="0" name=""/>
+                    <pic:cNvPicPr/>
+                  </pic:nvPicPr>
+                  <pic:blipFill>
+                    <a:blip r:embed="rId10" cstate="print"/>
+                    <a:stretch>
+                      <a:fillRect/>
+                    </a:stretch>
+                  </pic:blipFill>
+                  <pic:spPr>
+                    <a:xfrm>
+                      <a:off x="0" y="0"/>
+                      <a:ext cx="5940425" cy="2568319"/>
+                    </a:xfrm>
+                    <a:prstGeom prst="rect">
+                      <a:avLst/>
+                    </a:prstGeom>
+                  </pic:spPr>
+                </pic:pic>
+              </a:graphicData>
+            </a:graphic>
+          </wp:inline>
+        </w:drawing>
+      </w:r>
+    </w:p>
+    <w:p>
+      <w:pPr>
+        <w:pStyle w:val="a7"/>
+        <w:numPr>
+          <w:ilvl w:val="0"/>
+          <w:numId w:val="1"/>
+        </w:numPr>
+        <w:rPr>
+          <w:rFonts w:cs="Times New Roman"/>
+          <w:szCs w:val="28"/>
+          <w:lang w:val="ru-RU"/>
+        </w:rPr>
+      </w:pPr>
+      <w:r>
+        <w:rPr>
+          <w:rFonts w:cs="Times New Roman"/>
+          <w:szCs w:val="28"/>
+          <w:lang w:val="ru-RU"/>
+        </w:rPr>
+        <w:t xml:space="preserve"> </w:t>
+      </w:r>
+    </w:p>
+    <w:p>
+      <w:pPr>
+        <w:rPr>
+          <w:rFonts w:cs="Times New Roman"/>
+          <w:szCs w:val="28"/>
+        </w:rPr>
+      </w:pPr>
+      <w:r>
+        <w:rPr>
+          <w:rFonts w:cs="Times New Roman"/>
+          <w:noProof/>
+          <w:szCs w:val="28"/>
+          <w:lang w:eastAsia="ru-RU"/>
+        </w:rPr>
+        <w:drawing>
+          <wp:inline distT="0" distB="0" distL="0" distR="0">
+            <wp:extent cx="5940425" cy="2675613"/>
+            <wp:effectExtent l="0" t="0" r="3175" b="0"/>
+            <wp:docPr id="165" name="Рисунок 165"/>
+            <wp:cNvGraphicFramePr>
+              <a:graphicFrameLocks xmlns:a="http://schemas.openxmlformats.org/drawingml/2006/main" noChangeAspect="1"/>
+            </wp:cNvGraphicFramePr>
+            <a:graphic xmlns:a="http://schemas.openxmlformats.org/drawingml/2006/main">
+              <a:graphicData uri="http://schemas.openxmlformats.org/drawingml/2006/picture">
+                <pic:pic xmlns:pic="http://schemas.openxmlformats.org/drawingml/2006/picture">
+                  <pic:nvPicPr>
+                    <pic:cNvPr id="0" name=""/>
+                    <pic:cNvPicPr/>
+                  </pic:nvPicPr>
+                  <pic:blipFill>
+                    <a:blip r:embed="rId11" cstate="print"/>
+                    <a:stretch>
+                      <a:fillRect/>
+                    </a:stretch>
+                  </pic:blipFill>
+                  <pic:spPr>
+                    <a:xfrm>
+                      <a:off x="0" y="0"/>
+                      <a:ext cx="5940425" cy="2675613"/>
+                    </a:xfrm>
+                    <a:prstGeom prst="rect">
+                      <a:avLst/>
+                    </a:prstGeom>
+                  </pic:spPr>
+                </pic:pic>
+              </a:graphicData>
+            </a:graphic>
+          </wp:inline>
+        </w:drawing>
+      </w:r>
+    </w:p>
+    <w:p>
+      <w:pPr>
+        <w:pStyle w:val="3"/>
+        <w:rPr>
+          <w:rFonts w:ascii="Times New Roman" w:hAnsi="Times New Roman" w:cs="Times New Roman"/>
+          <w:color w:val="000000" w:themeColor="text1"/>
+          <w:szCs w:val="28"/>
+          <w:lang w:val="ru-RU"/>
+        </w:rPr>
+      </w:pPr>
+      <w:bookmarkStart w:id="1" w:name="_Toc221541576"/>
+      <w:r>
+        <w:rPr>
+          <w:rFonts w:ascii="Times New Roman" w:hAnsi="Times New Roman" w:cs="Times New Roman"/>
+          <w:color w:val="000000" w:themeColor="text1"/>
+          <w:szCs w:val="28"/>
+          <w:lang w:val="ru-RU"/>
+        </w:rPr>
+        <w:lastRenderedPageBreak/>
+        <w:t>4</w:t>
+      </w:r>
+      <w:r>
+        <w:rPr>
+          <w:rFonts w:ascii="Times New Roman" w:hAnsi="Times New Roman" w:cs="Times New Roman"/>
+          <w:color w:val="000000" w:themeColor="text1"/>
+          <w:szCs w:val="28"/>
+          <w:lang w:val="ru-RU"/>
+        </w:rPr>
+        <w:t>Задание</w:t>
+      </w:r>
+      <w:bookmarkEnd w:id="1"/>
+    </w:p>
+    <w:p>
+      <w:pPr>
+        <w:pStyle w:val="a7"/>
+        <w:numPr>
+          <w:ilvl w:val="0"/>
+          <w:numId w:val="2"/>
+        </w:numPr>
+      </w:pPr>
+      <w:r>
+        <w:t xml:space="preserve"> </w:t>
+      </w:r>
+    </w:p>
+    <w:p>
+      <w:r>
+        <w:rPr>
+          <w:noProof/>
+          <w:lang w:eastAsia="ru-RU"/>
+        </w:rPr>
+        <w:drawing>
+          <wp:inline distT="0" distB="0" distL="0" distR="0">
+            <wp:extent cx="5940425" cy="3123797"/>
+            <wp:effectExtent l="0" t="0" r="3175" b="635"/>
+            <wp:docPr id="84" name="Рисунок 84"/>
+            <wp:cNvGraphicFramePr>
+              <a:graphicFrameLocks xmlns:a="http://schemas.openxmlformats.org/drawingml/2006/main" noChangeAspect="1"/>
+            </wp:cNvGraphicFramePr>
+            <a:graphic xmlns:a="http://schemas.openxmlformats.org/drawingml/2006/main">
+              <a:graphicData uri="http://schemas.openxmlformats.org/drawingml/2006/picture">
+                <pic:pic xmlns:pic="http://schemas.openxmlformats.org/drawingml/2006/picture">
+                  <pic:nvPicPr>
+                    <pic:cNvPr id="0" name=""/>
+                    <pic:cNvPicPr/>
+                  </pic:nvPicPr>
+                  <pic:blipFill>
+                    <a:blip r:embed="rId12" cstate="print"/>
+                    <a:stretch>
+                      <a:fillRect/>
+                    </a:stretch>
+                  </pic:blipFill>
+                  <pic:spPr>
+                    <a:xfrm>
+                      <a:off x="0" y="0"/>
+                      <a:ext cx="5940425" cy="3123797"/>
+                    </a:xfrm>
+                    <a:prstGeom prst="rect">
+                      <a:avLst/>
+                    </a:prstGeom>
+                  </pic:spPr>
+                </pic:pic>
+              </a:graphicData>
+            </a:graphic>
+          </wp:inline>
+        </w:drawing>
+      </w:r>
+    </w:p>
+    <w:p>
+      <w:pPr>
+        <w:pStyle w:val="a7"/>
+        <w:numPr>
+          <w:ilvl w:val="0"/>
+          <w:numId w:val="2"/>
+        </w:numPr>
+        <w:rPr>
+          <w:lang w:val="ru-RU"/>
+        </w:rPr>
+      </w:pPr>
+      <w:r>
+        <w:rPr>
+          <w:lang w:val="ru-RU"/>
+        </w:rPr>
+        <w:t xml:space="preserve"> </w:t>
+      </w:r>
+    </w:p>
+    <w:p>
+      <w:r>
+        <w:rPr>
+          <w:noProof/>
+          <w:lang w:eastAsia="ru-RU"/>
+        </w:rPr>
+        <w:drawing>
+          <wp:inline distT="0" distB="0" distL="0" distR="0">
+            <wp:extent cx="5940425" cy="2603879"/>
+            <wp:effectExtent l="0" t="0" r="3175" b="6350"/>
+            <wp:docPr id="166" name="Рисунок 166"/>
+            <wp:cNvGraphicFramePr>
+              <a:graphicFrameLocks xmlns:a="http://schemas.openxmlformats.org/drawingml/2006/main" noChangeAspect="1"/>
+            </wp:cNvGraphicFramePr>
+            <a:graphic xmlns:a="http://schemas.openxmlformats.org/drawingml/2006/main">
+              <a:graphicData uri="http://schemas.openxmlformats.org/drawingml/2006/picture">
+                <pic:pic xmlns:pic="http://schemas.openxmlformats.org/drawingml/2006/picture">
+                  <pic:nvPicPr>
+                    <pic:cNvPr id="0" name=""/>
+                    <pic:cNvPicPr/>
+                  </pic:nvPicPr>
+                  <pic:blipFill>
+                    <a:blip r:embed="rId13" cstate="print"/>
+                    <a:stretch>
+                      <a:fillRect/>
+                    </a:stretch>
+                  </pic:blipFill>
+                  <pic:spPr>
+                    <a:xfrm>
+                      <a:off x="0" y="0"/>
+                      <a:ext cx="5940425" cy="2603879"/>
+                    </a:xfrm>
+                    <a:prstGeom prst="rect">
+                      <a:avLst/>
+                    </a:prstGeom>
+                  </pic:spPr>
+                </pic:pic>
+              </a:graphicData>
+            </a:graphic>
+          </wp:inline>
+        </w:drawing>
+      </w:r>
+    </w:p>
+    <w:p>
+      <w:pPr>
+        <w:pStyle w:val="a7"/>
+        <w:numPr>
+          <w:ilvl w:val="0"/>
+          <w:numId w:val="2"/>
+        </w:numPr>
+        <w:rPr>
+          <w:lang w:val="ru-RU"/>
+        </w:rPr>
+      </w:pPr>
+      <w:r>
+        <w:rPr>
+          <w:lang w:val="ru-RU"/>
+        </w:rPr>
+        <w:t xml:space="preserve"> </w:t>
+      </w:r>
+    </w:p>
+    <w:p>
+      <w:pPr>
+        <w:pStyle w:val="a7"/>
+        <w:ind w:left="360"/>
+        <w:rPr>
+          <w:lang w:val="ru-RU"/>
+        </w:rPr>
+      </w:pPr>
+      <w:r>
+        <w:rPr>
+          <w:lang w:val="ru-RU"/>
+        </w:rPr>
+        <w:drawing>
+          <wp:inline distT="0" distB="0" distL="0" distR="0">
+            <wp:extent cx="4513194" cy="1951726"/>
+            <wp:effectExtent l="19050" t="0" r="1656" b="0"/>
+            <wp:docPr id="167" name="Рисунок 167"/>
+            <wp:cNvGraphicFramePr>
+              <a:graphicFrameLocks xmlns:a="http://schemas.openxmlformats.org/drawingml/2006/main" noChangeAspect="1"/>
+            </wp:cNvGraphicFramePr>
+            <a:graphic xmlns:a="http://schemas.openxmlformats.org/drawingml/2006/main">
+              <a:graphicData uri="http://schemas.openxmlformats.org/drawingml/2006/picture">
+                <pic:pic xmlns:pic="http://schemas.openxmlformats.org/drawingml/2006/picture">
+                  <pic:nvPicPr>
+                    <pic:cNvPr id="0" name=""/>
+                    <pic:cNvPicPr/>
+                  </pic:nvPicPr>
+                  <pic:blipFill>
+                    <a:blip r:embed="rId14" cstate="print"/>
+                    <a:stretch>
+                      <a:fillRect/>
+                    </a:stretch>
+                  </pic:blipFill>
+                  <pic:spPr>
+                    <a:xfrm>
+                      <a:off x="0" y="0"/>
+                      <a:ext cx="4513471" cy="1951846"/>
+                    </a:xfrm>
+                    <a:prstGeom prst="rect">
+                      <a:avLst/>
+                    </a:prstGeom>
+                  </pic:spPr>
+                </pic:pic>
+              </a:graphicData>
+            </a:graphic>
+          </wp:inline>
+        </w:drawing>
+      </w:r>
+    </w:p>
+    <w:p>
+      <w:pPr>
+        <w:pStyle w:val="a6"/>
+      </w:pPr>
+    </w:p>
     <w:p>
       <w:r>
         <w:br w:type="page"/>
-      </w:r>
-    </w:p>
-    <w:p>
-      <w:pPr>
-        <w:pStyle w:val="1"/>
-      </w:pPr>
-      <w:r>
-        <w:lastRenderedPageBreak/>
-        <w:t>Примеры:</w:t>
-      </w:r>
-    </w:p>
-    <w:p>
-      <w:pPr>
-        <w:pStyle w:val="2"/>
-      </w:pPr>
-      <w:r>
-        <w:t>Пример 1</w:t>
-      </w:r>
-    </w:p>
-    <w:p>
-      <w:pPr>
-        <w:pStyle w:val="2"/>
-      </w:pPr>
-      <w:r>
-        <w:t>Пример 2</w:t>
-      </w:r>
-    </w:p>
-    <w:p>
-      <w:pPr>
-        <w:pStyle w:val="2"/>
-      </w:pPr>
-      <w:r>
-        <w:t>Пример 3</w:t>
-      </w:r>
-    </w:p>
-    <w:p>
-      <w:pPr>
-        <w:pStyle w:val="2"/>
-      </w:pPr>
-      <w:r>
-        <w:t>Пример 4</w:t>
-      </w:r>
-    </w:p>
-    <w:p>
-      <w:pPr>
-        <w:pStyle w:val="2"/>
-      </w:pPr>
-      <w:r>
-        <w:t>Пример 5</w:t>
-      </w:r>
-    </w:p>
-    <w:p>
-      <w:pPr>
-        <w:pStyle w:val="2"/>
-      </w:pPr>
-      <w:r>
-        <w:t>Пример 6</w:t>
-      </w:r>
-    </w:p>
-    <w:p>
-      <w:pPr>
-        <w:pStyle w:val="2"/>
-      </w:pPr>
-      <w:r>
-        <w:t>Пример 7</w:t>
-      </w:r>
-    </w:p>
-    <w:p>
-      <w:pPr>
-        <w:pStyle w:val="2"/>
-      </w:pPr>
-      <w:r>
-        <w:t>Пример 8</w:t>
-      </w:r>
-    </w:p>
-    <w:p>
-      <w:pPr>
-        <w:pStyle w:val="2"/>
-      </w:pPr>
-      <w:r>
-        <w:t>Пример 9</w:t>
-      </w:r>
-    </w:p>
-    <w:p>
-      <w:pPr>
-        <w:pStyle w:val="2"/>
-      </w:pPr>
-      <w:r>
-        <w:t>Пример 10</w:t>
-      </w:r>
-    </w:p>
-    <w:p>
-      <w:pPr>
-        <w:pStyle w:val="2"/>
-      </w:pPr>
-      <w:r>
-        <w:t>Пример 11</w:t>
-      </w:r>
-    </w:p>
-    <w:p>
-      <w:pPr>
-        <w:pStyle w:val="2"/>
-      </w:pPr>
-      <w:r>
-        <w:t>Пример 12</w:t>
-      </w:r>
-    </w:p>
-    <w:p>
-      <w:pPr>
-        <w:pStyle w:val="1"/>
-      </w:pPr>
-      <w:r>
-        <w:t>Самостоятельные:</w:t>
-      </w:r>
-    </w:p>
-    <w:p>
-      <w:pPr>
-        <w:pStyle w:val="2"/>
-      </w:pPr>
-      <w:r>
-        <w:t>Запрос 1</w:t>
-      </w:r>
-    </w:p>
-    <w:p>
-      <w:pPr>
-        <w:pStyle w:val="2"/>
-      </w:pPr>
-      <w:r>
-        <w:t>Запрос 2</w:t>
-      </w:r>
-    </w:p>
-    <w:p>
-      <w:pPr>
-        <w:pStyle w:val="2"/>
-      </w:pPr>
-      <w:r>
-        <w:t>Запрос 3</w:t>
-      </w:r>
-    </w:p>
-    <w:p>
-      <w:pPr>
-        <w:pStyle w:val="2"/>
-      </w:pPr>
-      <w:r>
-        <w:t>Запрос 4</w:t>
-      </w:r>
-    </w:p>
-    <w:p>
-      <w:pPr>
-        <w:pStyle w:val="2"/>
-      </w:pPr>
-      <w:r>
-        <w:t>Запрос 5</w:t>
-      </w:r>
-    </w:p>
-    <w:p>
-      <w:pPr>
-        <w:pStyle w:val="2"/>
-      </w:pPr>
-      <w:r>
-        <w:t>Запрос 6</w:t>
-      </w:r>
-    </w:p>
-    <w:p>
-      <w:pPr>
-        <w:pStyle w:val="2"/>
-      </w:pPr>
-      <w:r>
-        <w:t>Запрос 7</w:t>
-      </w:r>
-    </w:p>
-    <w:p>
-      <w:pPr>
-        <w:pStyle w:val="2"/>
-      </w:pPr>
-      <w:r>
-        <w:t>Запрос 8</w:t>
-      </w:r>
-    </w:p>
-    <w:p>
-      <w:pPr>
-        <w:pStyle w:val="2"/>
-      </w:pPr>
-      <w:r>
-        <w:t>Запрос 9</w:t>
-      </w:r>
-    </w:p>
-    <w:p>
-      <w:pPr>
-        <w:pStyle w:val="2"/>
-      </w:pPr>
-      <w:r>
-        <w:t>Запрос 10</w:t>
-      </w:r>
-    </w:p>
-    <w:p>
-      <w:pPr>
-        <w:pStyle w:val="2"/>
-      </w:pPr>
-      <w:r>
-        <w:t>Запрос 11</w:t>
-      </w:r>
-    </w:p>
-    <w:p>
-      <w:pPr>
-        <w:pStyle w:val="2"/>
-      </w:pPr>
-      <w:r>
-        <w:t>Запрос 12</w:t>
       </w:r>
     </w:p>
     <w:p/>
@@ -847,6 +1217,195 @@
     </w:sectPr>
   </w:body>
 </w:document>
+</file>
+
+<file path=word/numbering.xml><?xml version="1.0" encoding="utf-8"?>
+<w:numbering xmlns:ve="http://schemas.openxmlformats.org/markup-compatibility/2006" xmlns:o="urn:schemas-microsoft-com:office:office" xmlns:r="http://schemas.openxmlformats.org/officeDocument/2006/relationships" xmlns:m="http://schemas.openxmlformats.org/officeDocument/2006/math" xmlns:v="urn:schemas-microsoft-com:vml" xmlns:wp="http://schemas.openxmlformats.org/drawingml/2006/wordprocessingDrawing" xmlns:w10="urn:schemas-microsoft-com:office:word" xmlns:w="http://schemas.openxmlformats.org/wordprocessingml/2006/main" xmlns:wne="http://schemas.microsoft.com/office/word/2006/wordml">
+  <w:abstractNum w:abstractNumId="0">
+    <w:nsid w:val="40361747"/>
+    <w:multiLevelType w:val="hybridMultilevel"/>
+    <w:tmpl w:val="058E9692"/>
+    <w:lvl w:ilvl="0" w:tplc="0419000F">
+      <w:start w:val="1"/>
+      <w:numFmt w:val="decimal"/>
+      <w:lvlText w:val="%1."/>
+      <w:lvlJc w:val="left"/>
+      <w:pPr>
+        <w:ind w:left="360" w:hanging="360"/>
+      </w:pPr>
+      <w:rPr>
+        <w:rFonts w:hint="default"/>
+      </w:rPr>
+    </w:lvl>
+    <w:lvl w:ilvl="1" w:tplc="04190019" w:tentative="1">
+      <w:start w:val="1"/>
+      <w:numFmt w:val="lowerLetter"/>
+      <w:lvlText w:val="%2."/>
+      <w:lvlJc w:val="left"/>
+      <w:pPr>
+        <w:ind w:left="1080" w:hanging="360"/>
+      </w:pPr>
+    </w:lvl>
+    <w:lvl w:ilvl="2" w:tplc="0419001B" w:tentative="1">
+      <w:start w:val="1"/>
+      <w:numFmt w:val="lowerRoman"/>
+      <w:lvlText w:val="%3."/>
+      <w:lvlJc w:val="right"/>
+      <w:pPr>
+        <w:ind w:left="1800" w:hanging="180"/>
+      </w:pPr>
+    </w:lvl>
+    <w:lvl w:ilvl="3" w:tplc="0419000F" w:tentative="1">
+      <w:start w:val="1"/>
+      <w:numFmt w:val="decimal"/>
+      <w:lvlText w:val="%4."/>
+      <w:lvlJc w:val="left"/>
+      <w:pPr>
+        <w:ind w:left="2520" w:hanging="360"/>
+      </w:pPr>
+    </w:lvl>
+    <w:lvl w:ilvl="4" w:tplc="04190019" w:tentative="1">
+      <w:start w:val="1"/>
+      <w:numFmt w:val="lowerLetter"/>
+      <w:lvlText w:val="%5."/>
+      <w:lvlJc w:val="left"/>
+      <w:pPr>
+        <w:ind w:left="3240" w:hanging="360"/>
+      </w:pPr>
+    </w:lvl>
+    <w:lvl w:ilvl="5" w:tplc="0419001B" w:tentative="1">
+      <w:start w:val="1"/>
+      <w:numFmt w:val="lowerRoman"/>
+      <w:lvlText w:val="%6."/>
+      <w:lvlJc w:val="right"/>
+      <w:pPr>
+        <w:ind w:left="3960" w:hanging="180"/>
+      </w:pPr>
+    </w:lvl>
+    <w:lvl w:ilvl="6" w:tplc="0419000F" w:tentative="1">
+      <w:start w:val="1"/>
+      <w:numFmt w:val="decimal"/>
+      <w:lvlText w:val="%7."/>
+      <w:lvlJc w:val="left"/>
+      <w:pPr>
+        <w:ind w:left="4680" w:hanging="360"/>
+      </w:pPr>
+    </w:lvl>
+    <w:lvl w:ilvl="7" w:tplc="04190019" w:tentative="1">
+      <w:start w:val="1"/>
+      <w:numFmt w:val="lowerLetter"/>
+      <w:lvlText w:val="%8."/>
+      <w:lvlJc w:val="left"/>
+      <w:pPr>
+        <w:ind w:left="5400" w:hanging="360"/>
+      </w:pPr>
+    </w:lvl>
+    <w:lvl w:ilvl="8" w:tplc="0419001B" w:tentative="1">
+      <w:start w:val="1"/>
+      <w:numFmt w:val="lowerRoman"/>
+      <w:lvlText w:val="%9."/>
+      <w:lvlJc w:val="right"/>
+      <w:pPr>
+        <w:ind w:left="6120" w:hanging="180"/>
+      </w:pPr>
+    </w:lvl>
+  </w:abstractNum>
+  <w:abstractNum w:abstractNumId="1">
+    <w:nsid w:val="695A618D"/>
+    <w:multiLevelType w:val="hybridMultilevel"/>
+    <w:tmpl w:val="3EC43AEE"/>
+    <w:lvl w:ilvl="0" w:tplc="0419000F">
+      <w:start w:val="1"/>
+      <w:numFmt w:val="decimal"/>
+      <w:lvlText w:val="%1."/>
+      <w:lvlJc w:val="left"/>
+      <w:pPr>
+        <w:ind w:left="360" w:hanging="360"/>
+      </w:pPr>
+      <w:rPr>
+        <w:rFonts w:hint="default"/>
+      </w:rPr>
+    </w:lvl>
+    <w:lvl w:ilvl="1" w:tplc="04190019" w:tentative="1">
+      <w:start w:val="1"/>
+      <w:numFmt w:val="lowerLetter"/>
+      <w:lvlText w:val="%2."/>
+      <w:lvlJc w:val="left"/>
+      <w:pPr>
+        <w:ind w:left="1080" w:hanging="360"/>
+      </w:pPr>
+    </w:lvl>
+    <w:lvl w:ilvl="2" w:tplc="0419001B" w:tentative="1">
+      <w:start w:val="1"/>
+      <w:numFmt w:val="lowerRoman"/>
+      <w:lvlText w:val="%3."/>
+      <w:lvlJc w:val="right"/>
+      <w:pPr>
+        <w:ind w:left="1800" w:hanging="180"/>
+      </w:pPr>
+    </w:lvl>
+    <w:lvl w:ilvl="3" w:tplc="0419000F" w:tentative="1">
+      <w:start w:val="1"/>
+      <w:numFmt w:val="decimal"/>
+      <w:lvlText w:val="%4."/>
+      <w:lvlJc w:val="left"/>
+      <w:pPr>
+        <w:ind w:left="2520" w:hanging="360"/>
+      </w:pPr>
+    </w:lvl>
+    <w:lvl w:ilvl="4" w:tplc="04190019" w:tentative="1">
+      <w:start w:val="1"/>
+      <w:numFmt w:val="lowerLetter"/>
+      <w:lvlText w:val="%5."/>
+      <w:lvlJc w:val="left"/>
+      <w:pPr>
+        <w:ind w:left="3240" w:hanging="360"/>
+      </w:pPr>
+    </w:lvl>
+    <w:lvl w:ilvl="5" w:tplc="0419001B" w:tentative="1">
+      <w:start w:val="1"/>
+      <w:numFmt w:val="lowerRoman"/>
+      <w:lvlText w:val="%6."/>
+      <w:lvlJc w:val="right"/>
+      <w:pPr>
+        <w:ind w:left="3960" w:hanging="180"/>
+      </w:pPr>
+    </w:lvl>
+    <w:lvl w:ilvl="6" w:tplc="0419000F" w:tentative="1">
+      <w:start w:val="1"/>
+      <w:numFmt w:val="decimal"/>
+      <w:lvlText w:val="%7."/>
+      <w:lvlJc w:val="left"/>
+      <w:pPr>
+        <w:ind w:left="4680" w:hanging="360"/>
+      </w:pPr>
+    </w:lvl>
+    <w:lvl w:ilvl="7" w:tplc="04190019" w:tentative="1">
+      <w:start w:val="1"/>
+      <w:numFmt w:val="lowerLetter"/>
+      <w:lvlText w:val="%8."/>
+      <w:lvlJc w:val="left"/>
+      <w:pPr>
+        <w:ind w:left="5400" w:hanging="360"/>
+      </w:pPr>
+    </w:lvl>
+    <w:lvl w:ilvl="8" w:tplc="0419001B" w:tentative="1">
+      <w:start w:val="1"/>
+      <w:numFmt w:val="lowerRoman"/>
+      <w:lvlText w:val="%9."/>
+      <w:lvlJc w:val="right"/>
+      <w:pPr>
+        <w:ind w:left="6120" w:hanging="180"/>
+      </w:pPr>
+    </w:lvl>
+  </w:abstractNum>
+  <w:num w:numId="1">
+    <w:abstractNumId w:val="1"/>
+  </w:num>
+  <w:num w:numId="2">
+    <w:abstractNumId w:val="0"/>
+  </w:num>
+</w:numbering>
 </file>
 
 <file path=word/styles.xml><?xml version="1.0" encoding="utf-8"?>
@@ -1060,6 +1619,29 @@
       <w:szCs w:val="26"/>
     </w:rPr>
   </w:style>
+  <w:style w:type="paragraph" w:styleId="3">
+    <w:name w:val="heading 3"/>
+    <w:basedOn w:val="a"/>
+    <w:next w:val="a"/>
+    <w:link w:val="30"/>
+    <w:uiPriority w:val="9"/>
+    <w:unhideWhenUsed/>
+    <w:qFormat/>
+    <w:rsid w:val="00AD55D2"/>
+    <w:pPr>
+      <w:keepNext/>
+      <w:keepLines/>
+      <w:spacing w:before="200" w:after="0"/>
+      <w:outlineLvl w:val="2"/>
+    </w:pPr>
+    <w:rPr>
+      <w:rFonts w:asciiTheme="majorHAnsi" w:eastAsiaTheme="majorEastAsia" w:hAnsiTheme="majorHAnsi" w:cstheme="majorBidi"/>
+      <w:b/>
+      <w:bCs/>
+      <w:color w:val="4F81BD" w:themeColor="accent1"/>
+      <w:lang w:val="en-US"/>
+    </w:rPr>
+  </w:style>
   <w:style w:type="character" w:default="1" w:styleId="a0">
     <w:name w:val="Default Paragraph Font"/>
     <w:uiPriority w:val="1"/>
@@ -1169,7 +1751,6 @@
     <w:basedOn w:val="1"/>
     <w:next w:val="a"/>
     <w:uiPriority w:val="39"/>
-    <w:semiHidden/>
     <w:unhideWhenUsed/>
     <w:qFormat/>
     <w:rsid w:val="00872A4B"/>
@@ -1190,6 +1771,36 @@
       <w:color w:val="4F81BD" w:themeColor="accent1"/>
       <w:sz w:val="26"/>
       <w:szCs w:val="26"/>
+    </w:rPr>
+  </w:style>
+  <w:style w:type="character" w:customStyle="1" w:styleId="30">
+    <w:name w:val="Заголовок 3 Знак"/>
+    <w:basedOn w:val="a0"/>
+    <w:link w:val="3"/>
+    <w:uiPriority w:val="9"/>
+    <w:rsid w:val="00AD55D2"/>
+    <w:rPr>
+      <w:rFonts w:asciiTheme="majorHAnsi" w:eastAsiaTheme="majorEastAsia" w:hAnsiTheme="majorHAnsi" w:cstheme="majorBidi"/>
+      <w:b/>
+      <w:bCs/>
+      <w:color w:val="4F81BD" w:themeColor="accent1"/>
+      <w:sz w:val="28"/>
+      <w:lang w:val="en-US"/>
+    </w:rPr>
+  </w:style>
+  <w:style w:type="paragraph" w:styleId="a7">
+    <w:name w:val="List Paragraph"/>
+    <w:basedOn w:val="a"/>
+    <w:uiPriority w:val="34"/>
+    <w:qFormat/>
+    <w:rsid w:val="00AD55D2"/>
+    <w:pPr>
+      <w:ind w:left="720"/>
+      <w:contextualSpacing/>
+    </w:pPr>
+    <w:rPr>
+      <w:rFonts w:eastAsiaTheme="minorEastAsia"/>
+      <w:lang w:val="en-US"/>
     </w:rPr>
   </w:style>
 </w:styles>
@@ -1483,7 +2094,7 @@
 </file>
 
 <file path=customXml/itemProps1.xml><?xml version="1.0" encoding="utf-8"?>
-<ds:datastoreItem xmlns:ds="http://schemas.openxmlformats.org/officeDocument/2006/customXml" ds:itemID="{45C8D6A1-C46B-4B60-A964-1123D3C7333B}">
+<ds:datastoreItem xmlns:ds="http://schemas.openxmlformats.org/officeDocument/2006/customXml" ds:itemID="{DD33CD5D-07F0-455D-A9E4-7BF766714516}">
   <ds:schemaRefs>
     <ds:schemaRef ds:uri="http://schemas.openxmlformats.org/officeDocument/2006/bibliography"/>
   </ds:schemaRefs>
